--- a/05-qualidade/01-plano-testes.docx
+++ b/05-qualidade/01-plano-testes.docx
@@ -2875,7 +2875,7 @@
         </w:numPr>
       </w:pPr>
       <w:r>
-        <w:t xml:space="preserve">Restauro de backup testado ({{trimestral}})</w:t>
+        <w:t xml:space="preserve">Restauro de cópia de segurança testado ({{trimestral}})</w:t>
       </w:r>
     </w:p>
     <w:p>
